--- a/human/tasks/U12-06/summary.docx
+++ b/human/tasks/U12-06/summary.docx
@@ -143,7 +143,7 @@
     </w:p>
     <w:p>
       <w:r>
-        <w:t>领取TASK、FILES、manifest、inputs不变；旧task_input只迁移来源原件并记精确路径。其他在研、历史签署与注册状态不改，根目录整体迁移仍待全部包后完成。</w:t>
+        <w:t>领取TASK、FILES、manifest、inputs不变；旧task_input只迁移来源原件并记精确路径。其他在研、历史签署与注册状态不改，根目录19/19项已迁入human/agent，当前读取和运行入口已验证，业务签收不变。</w:t>
       </w:r>
     </w:p>
     <w:p>
@@ -202,7 +202,12 @@
     </w:p>
     <w:p>
       <w:r>
-        <w:t>累计65/71包规范化，余6，下一U12-07。U12-06 IN_PROGRESS、在研身份和六接线缺口保持；全根目录人类/Agent双层物理迁移尚未完成。</w:t>
+        <w:t>规范化71/71包、根目录迁移19/19项完成；每包Word由Agent源生成。</w:t>
+      </w:r>
+    </w:p>
+    <w:p>
+      <w:r>
+        <w:t>业务状态IN_PROGRESS，原签收与未交付项不变；后续按注册表和实际依赖推进。</w:t>
       </w:r>
     </w:p>
     <w:p>
